--- a/modelos_unificados/PropostaRevisaoeAdequacaodeServico.docx
+++ b/modelos_unificados/PropostaRevisaoeAdequacaodeServico.docx
@@ -157,7 +157,7 @@
           <w:lang w:eastAsia="pt-BR"/>
           <w14:ligatures w14:val="none"/>
         </w:rPr>
-        <w:t>${Cidade}</w:t>
+        <w:t>${empresa_cidade}</w:t>
       </w:r>
       <w:r>
         <w:rPr>
@@ -189,7 +189,7 @@
           <w:lang w:eastAsia="pt-BR"/>
           <w14:ligatures w14:val="none"/>
         </w:rPr>
-        <w:t>${data_extenso}</w:t>
+        <w:t>${data_emissao_extenso}</w:t>
       </w:r>
       <w:proofErr w:type="spellEnd"/>
       <w:r>
@@ -813,7 +813,7 @@
           <w:lang w:eastAsia="pt-BR"/>
           <w14:ligatures w14:val="none"/>
         </w:rPr>
-        <w:t>##TEMP_${empresa}##</w:t>
+        <w:t>##TEMP_${empresa_nome}##</w:t>
       </w:r>
       <w:r>
         <w:rPr>
@@ -948,7 +948,7 @@
           <w:lang w:eastAsia="pt-BR"/>
           <w14:ligatures w14:val="none"/>
         </w:rPr>
-        <w:t>##TEMP_${finalidade}##</w:t>
+        <w:t>##TEMP_${finalidade_obra}##</w:t>
       </w:r>
       <w:r>
         <w:rPr>
@@ -1605,7 +1605,7 @@
           <w:lang w:eastAsia="pt-BR"/>
           <w14:ligatures w14:val="none"/>
         </w:rPr>
-        <w:t>${valor_extenso}</w:t>
+        <w:t>${valor_total_extenso}</w:t>
       </w:r>
       <w:proofErr w:type="spellEnd"/>
       <w:r>
@@ -2215,7 +2215,7 @@
                 <w:lang w:eastAsia="pt-BR"/>
                 <w14:ligatures w14:val="none"/>
               </w:rPr>
-              <w:t>${Banco}</w:t>
+              <w:t>${banco_nome}</w:t>
             </w:r>
             <w:r>
               <w:rPr>
@@ -2310,7 +2310,7 @@
                 <w:lang w:eastAsia="pt-BR"/>
                 <w14:ligatures w14:val="none"/>
               </w:rPr>
-              <w:t>${Agencia}</w:t>
+              <w:t>${banco_agencia}</w:t>
             </w:r>
             <w:r>
               <w:rPr>
@@ -2330,7 +2330,7 @@
                 <w:lang w:eastAsia="pt-BR"/>
                 <w14:ligatures w14:val="none"/>
               </w:rPr>
-              <w:t>${Conta}</w:t>
+              <w:t>${banco_conta}</w:t>
             </w:r>
             <w:r>
               <w:rPr>
@@ -2425,7 +2425,7 @@
                 <w:lang w:eastAsia="pt-BR"/>
                 <w14:ligatures w14:val="none"/>
               </w:rPr>
-              <w:t>##TEMP_${empresa}##</w:t>
+              <w:t>##TEMP_${empresa_nome}##</w:t>
             </w:r>
             <w:r>
               <w:rPr>
@@ -2485,7 +2485,7 @@
                 <w:lang w:eastAsia="pt-BR"/>
                 <w14:ligatures w14:val="none"/>
               </w:rPr>
-              <w:t>${cnpj}</w:t>
+              <w:t>${empresa_cnpj}</w:t>
             </w:r>
           </w:p>
         </w:tc>
@@ -2520,7 +2520,7 @@
                 <w:lang w:eastAsia="pt-BR"/>
                 <w14:ligatures w14:val="none"/>
               </w:rPr>
-              <w:t>##TEMP_${cnpj}##</w:t>
+              <w:t>##TEMP_${empresa_cnpj}##</w:t>
             </w:r>
             <w:r>
               <w:rPr>
@@ -2714,7 +2714,7 @@
           <w:lang w:eastAsia="pt-BR"/>
           <w14:ligatures w14:val="none"/>
         </w:rPr>
-        <w:t>##TEMP_${empresa}##</w:t>
+        <w:t>##TEMP_${empresa_nome}##</w:t>
       </w:r>
       <w:r>
         <w:rPr>
@@ -2814,7 +2814,7 @@
           <w:lang w:eastAsia="pt-BR"/>
           <w14:ligatures w14:val="none"/>
         </w:rPr>
-        <w:t>##TEMP_${empresa}##</w:t>
+        <w:t>##TEMP_${empresa_nome}##</w:t>
       </w:r>
       <w:r>
         <w:rPr>
